--- a/samples/sample1/FactoryPulse_Operations_Brief.docx
+++ b/samples/sample1/FactoryPulse_Operations_Brief.docx
@@ -15,16 +15,12 @@
         <w:spacing w:after="240"/>
       </w:pPr>
       <w:r>
-        <w:rPr>
-          <w:color w:val="5C6673"/>
-          <w:sz w:val="18"/>
-        </w:rPr>
-        <w:t>Synthetic plant scenario | Admin and trainer reference | Version 1</w:t>
+        <w:t>Synthetic plant records | Version 2</w:t>
       </w:r>
     </w:p>
     <w:p>
       <w:r>
-        <w:t>Use this reference with the admin prompt to create a plant-supervisor exercise in Scenario Lab. All machines, thresholds, lots, orders and outcomes are invented. The trainer-only incident key is at the end; keep it out of learner-visible fields before diagnosis.</w:t>
+        <w:t>All machines, thresholds, lots, orders and outcomes in this packet are invented. These records describe evidence for a plant training simulation.</w:t>
       </w:r>
     </w:p>
     <w:p>
@@ -37,7 +33,7 @@
     </w:p>
     <w:p>
       <w:r>
-        <w:t>A simulated press slows while dimensional rejects rise and a dispatch cutoff approaches. The learner compares independent condition evidence, contains suspect output and chooses a maintenance and production response.</w:t>
+        <w:t>A simulated press slows while dimensional rejects rise and a dispatch cutoff approaches. Independent condition readings, inspection results and production commitments provide clues.</w:t>
       </w:r>
     </w:p>
     <w:tbl>
@@ -985,7 +981,7 @@
     </w:tbl>
     <w:p>
       <w:r>
-        <w:t>Dependency path: sensors → machine → production → quality → shipments; schedule → production. The incident begins at the sensor/condition boundary and propagates downstream.</w:t>
+        <w:t>Work flows through sensor monitoring, machine condition, production, quality and shipments, with the schedule feeding production.</w:t>
       </w:r>
     </w:p>
     <w:p>
@@ -2181,6 +2177,7 @@
     <w:p>
       <w:pPr>
         <w:pStyle w:val="Heading1"/>
+        <w:pageBreakBefore/>
       </w:pPr>
       <w:r>
         <w:t>Maintenance and inspection evidence</w:t>
@@ -5270,29 +5267,6 @@
         <w:t>At 12:00, 180 units remain in the M-204 queue. There is no new demand. Carrier slot CARR-09 is confirmed available. Reallocation to M-205 protects some urgent units but cannot replace all M-204 throughput.</w:t>
       </w:r>
     </w:p>
-    <w:p>
-      <w:pPr>
-        <w:pStyle w:val="Heading1"/>
-      </w:pPr>
-      <w:r>
-        <w:t>Decision design and trainer only incident key</w:t>
-      </w:r>
-    </w:p>
-    <w:p>
-      <w:r>
-        <w:t>The learner should inspect independent readings, investigate M-204, contain suspect lots, repair the source and consider limited M-205 reallocation or shipment replanning. Demand spike, raw material and carrier delay are decoys. Score evidence-backed diagnosis, timely containment, quality protection and illustrative late units against a same-workload no-action run.</w:t>
-      </w:r>
-    </w:p>
-    <w:p>
-      <w:r>
-        <w:t>Trainer-only cause: WO-204-CAL saved incorrect vibration display gain 0.06 and zero 1.9 instead of the intended training coefficients 1.0 and 0.0. The mapping flattened S-204's trend while M-204 bearing wear increased, reducing throughput and raising rejects. Keep this out of the title, summary, mission and success fields. Reveal it only after diagnosis.</w:t>
-      </w:r>
-    </w:p>
-    <w:p>
-      <w:r>
-        <w:t>Before publication, confirm a connected six-node workflow, solvable evidence, plausible decoys, a hidden cause, safe generic inspect/repair/reroute actions and no personal details in generated learner content. The simulator does not operate a real machine; costs and outcomes are illustrative.</w:t>
-      </w:r>
-    </w:p>
     <w:sectPr>
       <w:pgSz w:w="12240" w:h="15840"/>
       <w:pgMar w:top="936" w:right="1037" w:bottom="936" w:left="1037" w:header="720" w:footer="720" w:gutter="0"/>
